--- a/downloads/documents/05 Materials/Unit 00/Slides/Slides 00.04 - Teamwork Under Pressure.docx
+++ b/downloads/documents/05 Materials/Unit 00/Slides/Slides 00.04 - Teamwork Under Pressure.docx
@@ -1111,7 +1111,7 @@
     </w:rPrDefault>
     <w:pPrDefault>
       <w:pPr>
-        <w:spacing w:after="200"/>
+        <w:spacing w:line="300" w:lineRule="auto" w:after="200"/>
       </w:pPr>
     </w:pPrDefault>
   </w:docDefaults>
